--- a/supplementary/tables_word/Table_8_Submission_Manifest_and_Artifacts.docx
+++ b/supplementary/tables_word/Table_8_Submission_Manifest_and_Artifacts.docx
@@ -4,23 +4,7 @@
   <w:body>
     <w:p>
       <w:pPr>
-        <w:spacing w:before="80" w:after="80" w:line="276" w:lineRule="auto"/>
-        <w:jc w:val="both"/>
-      </w:pPr>
-      <w:r>
-        <w:rPr>
-          <w:rFonts w:ascii="Times New Roman" w:hAnsi="Times New Roman"/>
-          <w:b/>
-          <w:i w:val="0"/>
-          <w:color w:val="000000"/>
-          <w:sz w:val="24"/>
-        </w:rPr>
-        <w:t>Supplementary Table S8</w:t>
-      </w:r>
-    </w:p>
-    <w:p>
-      <w:pPr>
-        <w:spacing w:before="80" w:after="80" w:line="276" w:lineRule="auto"/>
+        <w:spacing w:before="0" w:after="120" w:line="276" w:lineRule="auto"/>
         <w:jc w:val="both"/>
       </w:pPr>
       <w:r>
@@ -64,10 +48,10 @@
             <w:tcW w:type="dxa" w:w="2340"/>
             <w:vAlign w:val="center"/>
             <w:tcMar>
-              <w:top w:w="90" w:type="dxa"/>
-              <w:bottom w:w="90" w:type="dxa"/>
-              <w:left w:w="130" w:type="dxa"/>
-              <w:right w:w="130" w:type="dxa"/>
+              <w:top w:w="70" w:type="dxa"/>
+              <w:bottom w:w="70" w:type="dxa"/>
+              <w:left w:w="100" w:type="dxa"/>
+              <w:right w:w="100" w:type="dxa"/>
             </w:tcMar>
           </w:tcPr>
           <w:p>
@@ -81,7 +65,7 @@
                 <w:rFonts w:ascii="Times New Roman" w:hAnsi="Times New Roman"/>
                 <w:b/>
                 <w:color w:val="000000"/>
-                <w:sz w:val="20"/>
+                <w:sz w:val="19"/>
               </w:rPr>
               <w:t>Item / Type</w:t>
             </w:r>
@@ -92,10 +76,10 @@
             <w:tcW w:type="dxa" w:w="2340"/>
             <w:vAlign w:val="center"/>
             <w:tcMar>
-              <w:top w:w="90" w:type="dxa"/>
-              <w:bottom w:w="90" w:type="dxa"/>
-              <w:left w:w="130" w:type="dxa"/>
-              <w:right w:w="130" w:type="dxa"/>
+              <w:top w:w="70" w:type="dxa"/>
+              <w:bottom w:w="70" w:type="dxa"/>
+              <w:left w:w="100" w:type="dxa"/>
+              <w:right w:w="100" w:type="dxa"/>
             </w:tcMar>
           </w:tcPr>
           <w:p>
@@ -109,7 +93,7 @@
                 <w:rFonts w:ascii="Times New Roman" w:hAnsi="Times New Roman"/>
                 <w:b/>
                 <w:color w:val="000000"/>
-                <w:sz w:val="20"/>
+                <w:sz w:val="19"/>
               </w:rPr>
               <w:t>File Name</w:t>
             </w:r>
@@ -120,10 +104,10 @@
             <w:tcW w:type="dxa" w:w="2340"/>
             <w:vAlign w:val="center"/>
             <w:tcMar>
-              <w:top w:w="90" w:type="dxa"/>
-              <w:bottom w:w="90" w:type="dxa"/>
-              <w:left w:w="130" w:type="dxa"/>
-              <w:right w:w="130" w:type="dxa"/>
+              <w:top w:w="70" w:type="dxa"/>
+              <w:bottom w:w="70" w:type="dxa"/>
+              <w:left w:w="100" w:type="dxa"/>
+              <w:right w:w="100" w:type="dxa"/>
             </w:tcMar>
           </w:tcPr>
           <w:p>
@@ -137,7 +121,7 @@
                 <w:rFonts w:ascii="Times New Roman" w:hAnsi="Times New Roman"/>
                 <w:b/>
                 <w:color w:val="000000"/>
-                <w:sz w:val="20"/>
+                <w:sz w:val="19"/>
               </w:rPr>
               <w:t>Detailed Content &amp; Scientific Purpose</w:t>
             </w:r>
@@ -148,10 +132,10 @@
             <w:tcW w:type="dxa" w:w="2340"/>
             <w:vAlign w:val="center"/>
             <w:tcMar>
-              <w:top w:w="90" w:type="dxa"/>
-              <w:bottom w:w="90" w:type="dxa"/>
-              <w:left w:w="130" w:type="dxa"/>
-              <w:right w:w="130" w:type="dxa"/>
+              <w:top w:w="70" w:type="dxa"/>
+              <w:bottom w:w="70" w:type="dxa"/>
+              <w:left w:w="100" w:type="dxa"/>
+              <w:right w:w="100" w:type="dxa"/>
             </w:tcMar>
           </w:tcPr>
           <w:p>
@@ -165,7 +149,7 @@
                 <w:rFonts w:ascii="Times New Roman" w:hAnsi="Times New Roman"/>
                 <w:b/>
                 <w:color w:val="000000"/>
-                <w:sz w:val="20"/>
+                <w:sz w:val="19"/>
               </w:rPr>
               <w:t>Mandatory Submission Destination</w:t>
             </w:r>
@@ -178,10 +162,10 @@
             <w:tcW w:type="dxa" w:w="2340"/>
             <w:vAlign w:val="center"/>
             <w:tcMar>
-              <w:top w:w="90" w:type="dxa"/>
-              <w:bottom w:w="90" w:type="dxa"/>
-              <w:left w:w="130" w:type="dxa"/>
-              <w:right w:w="130" w:type="dxa"/>
+              <w:top w:w="70" w:type="dxa"/>
+              <w:bottom w:w="70" w:type="dxa"/>
+              <w:left w:w="100" w:type="dxa"/>
+              <w:right w:w="100" w:type="dxa"/>
             </w:tcMar>
           </w:tcPr>
           <w:p>
@@ -195,7 +179,7 @@
                 <w:rFonts w:ascii="Times New Roman" w:hAnsi="Times New Roman"/>
                 <w:b w:val="0"/>
                 <w:color w:val="000000"/>
-                <w:sz w:val="20"/>
+                <w:sz w:val="19"/>
               </w:rPr>
               <w:t>Supplementary File 1 (docx)</w:t>
             </w:r>
@@ -206,10 +190,10 @@
             <w:tcW w:type="dxa" w:w="2340"/>
             <w:vAlign w:val="center"/>
             <w:tcMar>
-              <w:top w:w="90" w:type="dxa"/>
-              <w:bottom w:w="90" w:type="dxa"/>
-              <w:left w:w="130" w:type="dxa"/>
-              <w:right w:w="130" w:type="dxa"/>
+              <w:top w:w="70" w:type="dxa"/>
+              <w:bottom w:w="70" w:type="dxa"/>
+              <w:left w:w="100" w:type="dxa"/>
+              <w:right w:w="100" w:type="dxa"/>
             </w:tcMar>
           </w:tcPr>
           <w:p>
@@ -223,7 +207,7 @@
                 <w:rFonts w:ascii="Times New Roman" w:hAnsi="Times New Roman"/>
                 <w:b w:val="0"/>
                 <w:color w:val="000000"/>
-                <w:sz w:val="20"/>
+                <w:sz w:val="19"/>
               </w:rPr>
               <w:t>Supplementary_Information.docx</w:t>
             </w:r>
@@ -234,10 +218,10 @@
             <w:tcW w:type="dxa" w:w="2340"/>
             <w:vAlign w:val="center"/>
             <w:tcMar>
-              <w:top w:w="90" w:type="dxa"/>
-              <w:bottom w:w="90" w:type="dxa"/>
-              <w:left w:w="130" w:type="dxa"/>
-              <w:right w:w="130" w:type="dxa"/>
+              <w:top w:w="70" w:type="dxa"/>
+              <w:bottom w:w="70" w:type="dxa"/>
+              <w:left w:w="100" w:type="dxa"/>
+              <w:right w:w="100" w:type="dxa"/>
             </w:tcMar>
           </w:tcPr>
           <w:p>
@@ -251,7 +235,7 @@
                 <w:rFonts w:ascii="Times New Roman" w:hAnsi="Times New Roman"/>
                 <w:b w:val="0"/>
                 <w:color w:val="000000"/>
-                <w:sz w:val="20"/>
+                <w:sz w:val="19"/>
               </w:rPr>
               <w:t>Supplementary Notes 1–5 (Theoretical Causal DAG Identifiability, Welch Vectorization Proofs, PageRank Derivations, SHAP Formulations), Supplementary Methods, Supplementary Figures S1–S4, and Supplementary Discussion.</w:t>
             </w:r>
@@ -262,10 +246,10 @@
             <w:tcW w:type="dxa" w:w="2340"/>
             <w:vAlign w:val="center"/>
             <w:tcMar>
-              <w:top w:w="90" w:type="dxa"/>
-              <w:bottom w:w="90" w:type="dxa"/>
-              <w:left w:w="130" w:type="dxa"/>
-              <w:right w:w="130" w:type="dxa"/>
+              <w:top w:w="70" w:type="dxa"/>
+              <w:bottom w:w="70" w:type="dxa"/>
+              <w:left w:w="100" w:type="dxa"/>
+              <w:right w:w="100" w:type="dxa"/>
             </w:tcMar>
           </w:tcPr>
           <w:p>
@@ -279,7 +263,7 @@
                 <w:rFonts w:ascii="Times New Roman" w:hAnsi="Times New Roman"/>
                 <w:b w:val="0"/>
                 <w:color w:val="000000"/>
-                <w:sz w:val="20"/>
+                <w:sz w:val="19"/>
               </w:rPr>
               <w:t>Journal Online Submission Portal -&gt; 'Supplementary Material / Additional File 1 (docx)'</w:t>
             </w:r>
@@ -292,10 +276,10 @@
             <w:tcW w:type="dxa" w:w="2340"/>
             <w:vAlign w:val="center"/>
             <w:tcMar>
-              <w:top w:w="90" w:type="dxa"/>
-              <w:bottom w:w="90" w:type="dxa"/>
-              <w:left w:w="130" w:type="dxa"/>
-              <w:right w:w="130" w:type="dxa"/>
+              <w:top w:w="70" w:type="dxa"/>
+              <w:bottom w:w="70" w:type="dxa"/>
+              <w:left w:w="100" w:type="dxa"/>
+              <w:right w:w="100" w:type="dxa"/>
             </w:tcMar>
           </w:tcPr>
           <w:p>
@@ -309,7 +293,7 @@
                 <w:rFonts w:ascii="Times New Roman" w:hAnsi="Times New Roman"/>
                 <w:b w:val="0"/>
                 <w:color w:val="000000"/>
-                <w:sz w:val="20"/>
+                <w:sz w:val="19"/>
               </w:rPr>
               <w:t>Supplementary File 2 (docx/xlsx)</w:t>
             </w:r>
@@ -320,10 +304,10 @@
             <w:tcW w:type="dxa" w:w="2340"/>
             <w:vAlign w:val="center"/>
             <w:tcMar>
-              <w:top w:w="90" w:type="dxa"/>
-              <w:bottom w:w="90" w:type="dxa"/>
-              <w:left w:w="130" w:type="dxa"/>
-              <w:right w:w="130" w:type="dxa"/>
+              <w:top w:w="70" w:type="dxa"/>
+              <w:bottom w:w="70" w:type="dxa"/>
+              <w:left w:w="100" w:type="dxa"/>
+              <w:right w:w="100" w:type="dxa"/>
             </w:tcMar>
           </w:tcPr>
           <w:p>
@@ -337,7 +321,7 @@
                 <w:rFonts w:ascii="Times New Roman" w:hAnsi="Times New Roman"/>
                 <w:b w:val="0"/>
                 <w:color w:val="000000"/>
-                <w:sz w:val="20"/>
+                <w:sz w:val="19"/>
               </w:rPr>
               <w:t>Manuscript_Tables.docx (and Table_1.xlsx to Table_8.xlsx)</w:t>
             </w:r>
@@ -348,10 +332,10 @@
             <w:tcW w:type="dxa" w:w="2340"/>
             <w:vAlign w:val="center"/>
             <w:tcMar>
-              <w:top w:w="90" w:type="dxa"/>
-              <w:bottom w:w="90" w:type="dxa"/>
-              <w:left w:w="130" w:type="dxa"/>
-              <w:right w:w="130" w:type="dxa"/>
+              <w:top w:w="70" w:type="dxa"/>
+              <w:bottom w:w="70" w:type="dxa"/>
+              <w:left w:w="100" w:type="dxa"/>
+              <w:right w:w="100" w:type="dxa"/>
             </w:tcMar>
           </w:tcPr>
           <w:p>
@@ -365,7 +349,7 @@
                 <w:rFonts w:ascii="Times New Roman" w:hAnsi="Times New Roman"/>
                 <w:b w:val="0"/>
                 <w:color w:val="000000"/>
-                <w:sz w:val="20"/>
+                <w:sz w:val="19"/>
               </w:rPr>
               <w:t>Comprehensive publication tables: Table 1 (Full Dataset Parameters), Table 2 (Complete 20-TF Prior Matrix), Table 3 (Complete 20-TF Causal Regulators), Table 4 (Full 25-Driver Master Scores), Table 5 (SHAP Attributions), Table 6 (Benchmarking Metrics), Table 7 (Actionable Targets), and Table 8 (Causal Motifs).</w:t>
             </w:r>
@@ -376,10 +360,10 @@
             <w:tcW w:type="dxa" w:w="2340"/>
             <w:vAlign w:val="center"/>
             <w:tcMar>
-              <w:top w:w="90" w:type="dxa"/>
-              <w:bottom w:w="90" w:type="dxa"/>
-              <w:left w:w="130" w:type="dxa"/>
-              <w:right w:w="130" w:type="dxa"/>
+              <w:top w:w="70" w:type="dxa"/>
+              <w:bottom w:w="70" w:type="dxa"/>
+              <w:left w:w="100" w:type="dxa"/>
+              <w:right w:w="100" w:type="dxa"/>
             </w:tcMar>
           </w:tcPr>
           <w:p>
@@ -393,7 +377,7 @@
                 <w:rFonts w:ascii="Times New Roman" w:hAnsi="Times New Roman"/>
                 <w:b w:val="0"/>
                 <w:color w:val="000000"/>
-                <w:sz w:val="20"/>
+                <w:sz w:val="19"/>
               </w:rPr>
               <w:t>Journal Online Submission Portal -&gt; 'Supplementary Tables / Additional File 2 (docx/xlsx)'</w:t>
             </w:r>
@@ -406,10 +390,10 @@
             <w:tcW w:type="dxa" w:w="2340"/>
             <w:vAlign w:val="center"/>
             <w:tcMar>
-              <w:top w:w="90" w:type="dxa"/>
-              <w:bottom w:w="90" w:type="dxa"/>
-              <w:left w:w="130" w:type="dxa"/>
-              <w:right w:w="130" w:type="dxa"/>
+              <w:top w:w="70" w:type="dxa"/>
+              <w:bottom w:w="70" w:type="dxa"/>
+              <w:left w:w="100" w:type="dxa"/>
+              <w:right w:w="100" w:type="dxa"/>
             </w:tcMar>
           </w:tcPr>
           <w:p>
@@ -423,7 +407,7 @@
                 <w:rFonts w:ascii="Times New Roman" w:hAnsi="Times New Roman"/>
                 <w:b w:val="0"/>
                 <w:color w:val="000000"/>
-                <w:sz w:val="20"/>
+                <w:sz w:val="19"/>
               </w:rPr>
               <w:t>Supplementary File 3 (docx)</w:t>
             </w:r>
@@ -434,10 +418,10 @@
             <w:tcW w:type="dxa" w:w="2340"/>
             <w:vAlign w:val="center"/>
             <w:tcMar>
-              <w:top w:w="90" w:type="dxa"/>
-              <w:bottom w:w="90" w:type="dxa"/>
-              <w:left w:w="130" w:type="dxa"/>
-              <w:right w:w="130" w:type="dxa"/>
+              <w:top w:w="70" w:type="dxa"/>
+              <w:bottom w:w="70" w:type="dxa"/>
+              <w:left w:w="100" w:type="dxa"/>
+              <w:right w:w="100" w:type="dxa"/>
             </w:tcMar>
           </w:tcPr>
           <w:p>
@@ -451,7 +435,7 @@
                 <w:rFonts w:ascii="Times New Roman" w:hAnsi="Times New Roman"/>
                 <w:b w:val="0"/>
                 <w:color w:val="000000"/>
-                <w:sz w:val="20"/>
+                <w:sz w:val="19"/>
               </w:rPr>
               <w:t>STROBE_Statement_Checklist.docx</w:t>
             </w:r>
@@ -462,10 +446,10 @@
             <w:tcW w:type="dxa" w:w="2340"/>
             <w:vAlign w:val="center"/>
             <w:tcMar>
-              <w:top w:w="90" w:type="dxa"/>
-              <w:bottom w:w="90" w:type="dxa"/>
-              <w:left w:w="130" w:type="dxa"/>
-              <w:right w:w="130" w:type="dxa"/>
+              <w:top w:w="70" w:type="dxa"/>
+              <w:bottom w:w="70" w:type="dxa"/>
+              <w:left w:w="100" w:type="dxa"/>
+              <w:right w:w="100" w:type="dxa"/>
             </w:tcMar>
           </w:tcPr>
           <w:p>
@@ -479,7 +463,7 @@
                 <w:rFonts w:ascii="Times New Roman" w:hAnsi="Times New Roman"/>
                 <w:b w:val="0"/>
                 <w:color w:val="000000"/>
-                <w:sz w:val="20"/>
+                <w:sz w:val="19"/>
               </w:rPr>
               <w:t>Completed STROBE (Strengthening the Reporting of Observational Studies in Epidemiology) checklist adapted for high-throughput functional genomics and observational-to-causal single-cell studies.</w:t>
             </w:r>
@@ -490,10 +474,10 @@
             <w:tcW w:type="dxa" w:w="2340"/>
             <w:vAlign w:val="center"/>
             <w:tcMar>
-              <w:top w:w="90" w:type="dxa"/>
-              <w:bottom w:w="90" w:type="dxa"/>
-              <w:left w:w="130" w:type="dxa"/>
-              <w:right w:w="130" w:type="dxa"/>
+              <w:top w:w="70" w:type="dxa"/>
+              <w:bottom w:w="70" w:type="dxa"/>
+              <w:left w:w="100" w:type="dxa"/>
+              <w:right w:w="100" w:type="dxa"/>
             </w:tcMar>
           </w:tcPr>
           <w:p>
@@ -507,7 +491,7 @@
                 <w:rFonts w:ascii="Times New Roman" w:hAnsi="Times New Roman"/>
                 <w:b w:val="0"/>
                 <w:color w:val="000000"/>
-                <w:sz w:val="20"/>
+                <w:sz w:val="19"/>
               </w:rPr>
               <w:t>Journal Online Submission Portal -&gt; 'Reporting Checklist / STROBE Statement (docx)'</w:t>
             </w:r>
@@ -520,10 +504,10 @@
             <w:tcW w:type="dxa" w:w="2340"/>
             <w:vAlign w:val="center"/>
             <w:tcMar>
-              <w:top w:w="90" w:type="dxa"/>
-              <w:bottom w:w="90" w:type="dxa"/>
-              <w:left w:w="130" w:type="dxa"/>
-              <w:right w:w="130" w:type="dxa"/>
+              <w:top w:w="70" w:type="dxa"/>
+              <w:bottom w:w="70" w:type="dxa"/>
+              <w:left w:w="100" w:type="dxa"/>
+              <w:right w:w="100" w:type="dxa"/>
             </w:tcMar>
           </w:tcPr>
           <w:p>
@@ -537,7 +521,7 @@
                 <w:rFonts w:ascii="Times New Roman" w:hAnsi="Times New Roman"/>
                 <w:b w:val="0"/>
                 <w:color w:val="000000"/>
-                <w:sz w:val="20"/>
+                <w:sz w:val="19"/>
               </w:rPr>
               <w:t>Supplementary File 4 (html)</w:t>
             </w:r>
@@ -548,10 +532,10 @@
             <w:tcW w:type="dxa" w:w="2340"/>
             <w:vAlign w:val="center"/>
             <w:tcMar>
-              <w:top w:w="90" w:type="dxa"/>
-              <w:bottom w:w="90" w:type="dxa"/>
-              <w:left w:w="130" w:type="dxa"/>
-              <w:right w:w="130" w:type="dxa"/>
+              <w:top w:w="70" w:type="dxa"/>
+              <w:bottom w:w="70" w:type="dxa"/>
+              <w:left w:w="100" w:type="dxa"/>
+              <w:right w:w="100" w:type="dxa"/>
             </w:tcMar>
           </w:tcPr>
           <w:p>
@@ -565,7 +549,7 @@
                 <w:rFonts w:ascii="Times New Roman" w:hAnsi="Times New Roman"/>
                 <w:b w:val="0"/>
                 <w:color w:val="000000"/>
-                <w:sz w:val="20"/>
+                <w:sz w:val="19"/>
               </w:rPr>
               <w:t>TNBC_Causal_Network_Interactive.html</w:t>
             </w:r>
@@ -576,10 +560,10 @@
             <w:tcW w:type="dxa" w:w="2340"/>
             <w:vAlign w:val="center"/>
             <w:tcMar>
-              <w:top w:w="90" w:type="dxa"/>
-              <w:bottom w:w="90" w:type="dxa"/>
-              <w:left w:w="130" w:type="dxa"/>
-              <w:right w:w="130" w:type="dxa"/>
+              <w:top w:w="70" w:type="dxa"/>
+              <w:bottom w:w="70" w:type="dxa"/>
+              <w:left w:w="100" w:type="dxa"/>
+              <w:right w:w="100" w:type="dxa"/>
             </w:tcMar>
           </w:tcPr>
           <w:p>
@@ -593,7 +577,7 @@
                 <w:rFonts w:ascii="Times New Roman" w:hAnsi="Times New Roman"/>
                 <w:b w:val="0"/>
                 <w:color w:val="000000"/>
-                <w:sz w:val="20"/>
+                <w:sz w:val="19"/>
               </w:rPr>
               <w:t>Interactive, standalone 3D force-directed physics graph of the reconstructed tripartite causal regulatory network (TF -&gt; Enhancer -&gt; Target Gene), featuring draggable nodes, dynamic zooming, and regulon filtering.</w:t>
             </w:r>
@@ -604,10 +588,10 @@
             <w:tcW w:type="dxa" w:w="2340"/>
             <w:vAlign w:val="center"/>
             <w:tcMar>
-              <w:top w:w="90" w:type="dxa"/>
-              <w:bottom w:w="90" w:type="dxa"/>
-              <w:left w:w="130" w:type="dxa"/>
-              <w:right w:w="130" w:type="dxa"/>
+              <w:top w:w="70" w:type="dxa"/>
+              <w:bottom w:w="70" w:type="dxa"/>
+              <w:left w:w="100" w:type="dxa"/>
+              <w:right w:w="100" w:type="dxa"/>
             </w:tcMar>
           </w:tcPr>
           <w:p>
@@ -621,7 +605,7 @@
                 <w:rFonts w:ascii="Times New Roman" w:hAnsi="Times New Roman"/>
                 <w:b w:val="0"/>
                 <w:color w:val="000000"/>
-                <w:sz w:val="20"/>
+                <w:sz w:val="19"/>
               </w:rPr>
               <w:t>Journal Online Submission Portal -&gt; 'Interactive Data / Additional File 4 (html)' and Zenodo Archive</w:t>
             </w:r>
@@ -634,10 +618,10 @@
             <w:tcW w:type="dxa" w:w="2340"/>
             <w:vAlign w:val="center"/>
             <w:tcMar>
-              <w:top w:w="90" w:type="dxa"/>
-              <w:bottom w:w="90" w:type="dxa"/>
-              <w:left w:w="130" w:type="dxa"/>
-              <w:right w:w="130" w:type="dxa"/>
+              <w:top w:w="70" w:type="dxa"/>
+              <w:bottom w:w="70" w:type="dxa"/>
+              <w:left w:w="100" w:type="dxa"/>
+              <w:right w:w="100" w:type="dxa"/>
             </w:tcMar>
           </w:tcPr>
           <w:p>
@@ -651,7 +635,7 @@
                 <w:rFonts w:ascii="Times New Roman" w:hAnsi="Times New Roman"/>
                 <w:b w:val="0"/>
                 <w:color w:val="000000"/>
-                <w:sz w:val="20"/>
+                <w:sz w:val="19"/>
               </w:rPr>
               <w:t>Supplementary File 5 (Repository)</w:t>
             </w:r>
@@ -662,10 +646,10 @@
             <w:tcW w:type="dxa" w:w="2340"/>
             <w:vAlign w:val="center"/>
             <w:tcMar>
-              <w:top w:w="90" w:type="dxa"/>
-              <w:bottom w:w="90" w:type="dxa"/>
-              <w:left w:w="130" w:type="dxa"/>
-              <w:right w:w="130" w:type="dxa"/>
+              <w:top w:w="70" w:type="dxa"/>
+              <w:bottom w:w="70" w:type="dxa"/>
+              <w:left w:w="100" w:type="dxa"/>
+              <w:right w:w="100" w:type="dxa"/>
             </w:tcMar>
           </w:tcPr>
           <w:p>
@@ -679,7 +663,7 @@
                 <w:rFonts w:ascii="Times New Roman" w:hAnsi="Times New Roman"/>
                 <w:b w:val="0"/>
                 <w:color w:val="000000"/>
-                <w:sz w:val="20"/>
+                <w:sz w:val="19"/>
               </w:rPr>
               <w:t>Sequential Jupyter Notebooks (1_Dataset_Preparation_and_QC.ipynb to 8_Graphical_Abstract_Generation.ipynb)</w:t>
             </w:r>
@@ -690,10 +674,10 @@
             <w:tcW w:type="dxa" w:w="2340"/>
             <w:vAlign w:val="center"/>
             <w:tcMar>
-              <w:top w:w="90" w:type="dxa"/>
-              <w:bottom w:w="90" w:type="dxa"/>
-              <w:left w:w="130" w:type="dxa"/>
-              <w:right w:w="130" w:type="dxa"/>
+              <w:top w:w="70" w:type="dxa"/>
+              <w:bottom w:w="70" w:type="dxa"/>
+              <w:left w:w="100" w:type="dxa"/>
+              <w:right w:w="100" w:type="dxa"/>
             </w:tcMar>
           </w:tcPr>
           <w:p>
@@ -707,7 +691,7 @@
                 <w:rFonts w:ascii="Times New Roman" w:hAnsi="Times New Roman"/>
                 <w:b w:val="0"/>
                 <w:color w:val="000000"/>
-                <w:sz w:val="20"/>
+                <w:sz w:val="19"/>
               </w:rPr>
               <w:t>Complete, end-to-end reproducible Python code pipeline across 8 modular notebooks (QC, ChIP Prior Mapping, Single-Cell Landscape, Vectorized Welch Testing, Causal Network Triangulation, SHAP Attribution, Benchmarking &amp; Validation, and Graphical Abstract Generation).</w:t>
             </w:r>
@@ -718,10 +702,10 @@
             <w:tcW w:type="dxa" w:w="2340"/>
             <w:vAlign w:val="center"/>
             <w:tcMar>
-              <w:top w:w="90" w:type="dxa"/>
-              <w:bottom w:w="90" w:type="dxa"/>
-              <w:left w:w="130" w:type="dxa"/>
-              <w:right w:w="130" w:type="dxa"/>
+              <w:top w:w="70" w:type="dxa"/>
+              <w:bottom w:w="70" w:type="dxa"/>
+              <w:left w:w="100" w:type="dxa"/>
+              <w:right w:w="100" w:type="dxa"/>
             </w:tcMar>
           </w:tcPr>
           <w:p>
@@ -735,7 +719,7 @@
                 <w:rFonts w:ascii="Times New Roman" w:hAnsi="Times New Roman"/>
                 <w:b w:val="0"/>
                 <w:color w:val="000000"/>
-                <w:sz w:val="20"/>
+                <w:sz w:val="19"/>
               </w:rPr>
               <w:t>Public Open-Science Repository (GitHub / Zenodo DOI: 10.5281/zenodo.10892345 linked in Data &amp; Code Availability)</w:t>
             </w:r>
@@ -745,7 +729,7 @@
     </w:tbl>
     <w:p>
       <w:pPr>
-        <w:spacing w:before="80" w:after="80" w:line="276" w:lineRule="auto"/>
+        <w:spacing w:before="120" w:after="80" w:line="276" w:lineRule="auto"/>
         <w:jc w:val="both"/>
       </w:pPr>
       <w:r>
@@ -754,7 +738,7 @@
           <w:b w:val="0"/>
           <w:i w:val="0"/>
           <w:color w:val="000000"/>
-          <w:sz w:val="19"/>
+          <w:sz w:val="18"/>
         </w:rPr>
         <w:t>Note: All supplementary documents have been generated in the active workspace and are fully aligned with Nature Portfolio Life Sciences Reporting Summary and MINSEQE guidelines.</w:t>
       </w:r>
